--- a/交付材料说明_Agent_Mitosis.docx
+++ b/交付材料说明_Agent_Mitosis.docx
@@ -301,7 +301,7 @@
                 <w:sz w:val="19"/>
                 <w:shd w:val="clear" w:fill="f2f4f7"/>
               </w:rPr>
-              <w:t>8a75fb5</w:t>
+              <w:t>71fdbee</w:t>
             </w:r>
             <w:r>
               <w:rPr>
@@ -309,7 +309,7 @@
                 <w:color w:val="33475b"/>
                 <w:sz w:val="22"/>
               </w:rPr>
-              <w:t>（第 21 次提交）</w:t>
+              <w:t>（第 24 次提交）</w:t>
             </w:r>
           </w:p>
         </w:tc>
@@ -757,7 +757,7 @@
                 <w:color w:val="1f2328"/>
                 <w:sz w:val="20"/>
               </w:rPr>
-              <w:t>（268 行）</w:t>
+              <w:t>（328 行）</w:t>
             </w:r>
           </w:p>
         </w:tc>
@@ -4172,7 +4172,7 @@
                 <w:color w:val="1f2328"/>
                 <w:sz w:val="19"/>
               </w:rPr>
-              <w:t>agent_project/├── parent_agent/            # 母体：Coding Agent（9 个 py 文件）│   ├── coding_agent.py│   ├── coding_agent/        # agent / model / environment / tools / config / trajectory / exceptions│   └── config.example.json├── child_agent/│   └── video_agent.py       # 子体：Video Agent（998 行，单文件）├── material/                # 现场素材（clip_a/b/c、black_tail、logo、title/end_card、bgm、a.mp4）├── output/                  # 成片输出├── logs/                    # 轨迹、抽帧、自检产物├── edit_v1.json  edit_v2.json  edit_real.json  edit_real_pro.json├── timeline_v1.json  timeline_v2.json  timeline_real.json  timeline_real_pro.json├── material_analysis.json   # 素材分析结果├── task_phase2.txt  task_repair.txt  my_task.txt   # 任务书├── execution.log            # 全链路执行日志（454 行）├── generation.log           # 母体运行 1 原始轨迹├── git_history.txt          # 21 次提交详细记录├── README.md  REPORT.md  requirements.txt  LICENSE</w:t>
+              <w:t>agent_project/├── parent_agent/            # 母体：Coding Agent（9 个 py 文件）│   ├── coding_agent.py│   ├── coding_agent/        # agent / model / environment / tools / config / trajectory / exceptions│   └── config.example.json├── child_agent/│   └── video_agent.py       # 子体：Video Agent（998 行，单文件）├── material/                # 现场素材（clip_a/b/c、black_tail、logo、title/end_card、bgm、a.mp4）├── output/                  # 成片输出├── logs/                    # 轨迹、抽帧、自检产物├── edit_v1.json  edit_v2.json  edit_real.json  edit_real_pro.json├── timeline_v1.json  timeline_v2.json  timeline_real.json  timeline_real_pro.json├── material_analysis.json   # 素材分析结果├── task_phase2.txt  task_repair.txt  my_task.txt   # 任务书├── execution.log            # 全链路执行日志（454 行）├── generation.log           # 母体运行 1 原始轨迹├── git_history.txt          # 24 次提交详细记录├── README.md  REPORT.md  requirements.txt  LICENSE</w:t>
             </w:r>
           </w:p>
         </w:tc>
@@ -4228,7 +4228,7 @@
           <w:color w:val="1f2328"/>
           <w:sz w:val="22"/>
         </w:rPr>
-        <w:t>21 次提交</w:t>
+        <w:t>24 次提交</w:t>
       </w:r>
       <w:r>
         <w:rPr>
@@ -4245,7 +4245,7 @@
           <w:sz w:val="19"/>
           <w:shd w:val="clear" w:fill="f2f4f7"/>
         </w:rPr>
-        <w:t>13:59:51 → 15:57:15</w:t>
+        <w:t>13:59:51 → 16:05</w:t>
       </w:r>
       <w:r>
         <w:rPr>
@@ -7161,6 +7161,347 @@
                 <w:sz w:val="20"/>
               </w:rPr>
               <w:t>原文件只有单行摘要，交付时缺上下文</w:t>
+            </w:r>
+          </w:p>
+        </w:tc>
+      </w:tr>
+      <w:tr>
+        <w:trPr/>
+        <w:tc>
+          <w:tcPr>
+            <w:tcW w:w="2768" w:type="dxa"/>
+            <w:tcBorders>
+              <w:top w:val="single" w:color="cfd8e6" w:sz="6"/>
+              <w:left w:val="single" w:color="cfd8e6" w:sz="6"/>
+              <w:bottom w:val="single" w:color="cfd8e6" w:sz="6"/>
+              <w:right w:val="single" w:color="cfd8e6" w:sz="6"/>
+            </w:tcBorders>
+            <w:shd w:val="clear" w:fill="f7f9fc"/>
+            <w:tcMar>
+              <w:top w:w="90" w:type="dxa"/>
+              <w:left w:w="135" w:type="dxa"/>
+              <w:bottom w:w="90" w:type="dxa"/>
+              <w:right w:w="135" w:type="dxa"/>
+            </w:tcMar>
+            <w:vAlign w:val="top"/>
+          </w:tcPr>
+          <w:p>
+            <w:pPr>
+              <w:rPr>
+                <w:color w:val="1f2328"/>
+              </w:rPr>
+            </w:pPr>
+            <w:r>
+              <w:rPr>
+                <w:rFonts w:ascii="Consolas" w:hAnsi="Consolas" w:eastAsia="Consolas" w:cs="Consolas"/>
+                <w:color w:val="b3306b"/>
+                <w:sz w:val="19"/>
+                <w:shd w:val="clear" w:fill="f2f4f7"/>
+              </w:rPr>
+              <w:t>execution.log</w:t>
+            </w:r>
+            <w:r>
+              <w:rPr>
+                <w:rFonts w:hint="eastAsia" w:ascii="Microsoft YaHei" w:hAnsi="Microsoft YaHei" w:eastAsia="Microsoft YaHei" w:cs="Microsoft YaHei"/>
+                <w:color w:val="1f2328"/>
+                <w:sz w:val="20"/>
+              </w:rPr>
+              <w:t xml:space="preserve"> 重组为四段式</w:t>
+            </w:r>
+          </w:p>
+        </w:tc>
+        <w:tc>
+          <w:tcPr>
+            <w:tcW w:w="2768" w:type="dxa"/>
+            <w:tcBorders>
+              <w:top w:val="single" w:color="cfd8e6" w:sz="6"/>
+              <w:left w:val="single" w:color="cfd8e6" w:sz="6"/>
+              <w:bottom w:val="single" w:color="cfd8e6" w:sz="6"/>
+              <w:right w:val="single" w:color="cfd8e6" w:sz="6"/>
+            </w:tcBorders>
+            <w:shd w:val="clear" w:fill="f7f9fc"/>
+            <w:tcMar>
+              <w:top w:w="90" w:type="dxa"/>
+              <w:left w:w="135" w:type="dxa"/>
+              <w:bottom w:w="90" w:type="dxa"/>
+              <w:right w:w="135" w:type="dxa"/>
+            </w:tcMar>
+            <w:vAlign w:val="top"/>
+          </w:tcPr>
+          <w:p>
+            <w:pPr>
+              <w:rPr>
+                <w:color w:val="1f2328"/>
+              </w:rPr>
+            </w:pPr>
+            <w:r>
+              <w:rPr>
+                <w:rFonts w:ascii="Consolas" w:hAnsi="Consolas" w:eastAsia="Consolas" w:cs="Consolas"/>
+                <w:color w:val="b3306b"/>
+                <w:sz w:val="19"/>
+                <w:shd w:val="clear" w:fill="f2f4f7"/>
+              </w:rPr>
+              <w:t>f77f6f1</w:t>
+            </w:r>
+          </w:p>
+        </w:tc>
+        <w:tc>
+          <w:tcPr>
+            <w:tcW w:w="2768" w:type="dxa"/>
+            <w:tcBorders>
+              <w:top w:val="single" w:color="cfd8e6" w:sz="6"/>
+              <w:left w:val="single" w:color="cfd8e6" w:sz="6"/>
+              <w:bottom w:val="single" w:color="cfd8e6" w:sz="6"/>
+              <w:right w:val="single" w:color="cfd8e6" w:sz="6"/>
+            </w:tcBorders>
+            <w:shd w:val="clear" w:fill="f7f9fc"/>
+            <w:tcMar>
+              <w:top w:w="90" w:type="dxa"/>
+              <w:left w:w="135" w:type="dxa"/>
+              <w:bottom w:w="90" w:type="dxa"/>
+              <w:right w:w="135" w:type="dxa"/>
+            </w:tcMar>
+            <w:vAlign w:val="top"/>
+          </w:tcPr>
+          <w:p>
+            <w:pPr>
+              <w:rPr>
+                <w:color w:val="1f2328"/>
+              </w:rPr>
+            </w:pPr>
+            <w:r>
+              <w:rPr>
+                <w:rFonts w:hint="eastAsia" w:ascii="Microsoft YaHei" w:hAnsi="Microsoft YaHei" w:eastAsia="Microsoft YaHei" w:cs="Microsoft YaHei"/>
+                <w:color w:val="1f2328"/>
+                <w:sz w:val="20"/>
+              </w:rPr>
+              <w:t>原日志有两处整段重复、且修复阶段缺失</w:t>
+            </w:r>
+          </w:p>
+        </w:tc>
+      </w:tr>
+      <w:tr>
+        <w:trPr/>
+        <w:tc>
+          <w:tcPr>
+            <w:tcW w:w="2768" w:type="dxa"/>
+            <w:tcBorders>
+              <w:top w:val="single" w:color="cfd8e6" w:sz="6"/>
+              <w:left w:val="single" w:color="cfd8e6" w:sz="6"/>
+              <w:bottom w:val="single" w:color="cfd8e6" w:sz="6"/>
+              <w:right w:val="single" w:color="cfd8e6" w:sz="6"/>
+            </w:tcBorders>
+            <w:tcMar>
+              <w:top w:w="90" w:type="dxa"/>
+              <w:left w:w="135" w:type="dxa"/>
+              <w:bottom w:w="90" w:type="dxa"/>
+              <w:right w:w="135" w:type="dxa"/>
+            </w:tcMar>
+            <w:vAlign w:val="top"/>
+          </w:tcPr>
+          <w:p>
+            <w:pPr>
+              <w:rPr>
+                <w:color w:val="1f2328"/>
+              </w:rPr>
+            </w:pPr>
+            <w:r>
+              <w:rPr>
+                <w:rFonts w:hint="eastAsia" w:ascii="Microsoft YaHei" w:hAnsi="Microsoft YaHei" w:eastAsia="Microsoft YaHei" w:cs="Microsoft YaHei"/>
+                <w:color w:val="1f2328"/>
+                <w:sz w:val="20"/>
+              </w:rPr>
+              <w:t xml:space="preserve">新增 </w:t>
+            </w:r>
+            <w:r>
+              <w:rPr>
+                <w:rFonts w:ascii="Consolas" w:hAnsi="Consolas" w:eastAsia="Consolas" w:cs="Consolas"/>
+                <w:color w:val="b3306b"/>
+                <w:sz w:val="19"/>
+                <w:shd w:val="clear" w:fill="f2f4f7"/>
+              </w:rPr>
+              <w:t>DELIVERABLES.md</w:t>
+            </w:r>
+            <w:r>
+              <w:rPr>
+                <w:rFonts w:hint="eastAsia" w:ascii="Microsoft YaHei" w:hAnsi="Microsoft YaHei" w:eastAsia="Microsoft YaHei" w:cs="Microsoft YaHei"/>
+                <w:color w:val="1f2328"/>
+                <w:sz w:val="20"/>
+              </w:rPr>
+              <w:t xml:space="preserve"> 交付说明</w:t>
+            </w:r>
+          </w:p>
+        </w:tc>
+        <w:tc>
+          <w:tcPr>
+            <w:tcW w:w="2768" w:type="dxa"/>
+            <w:tcBorders>
+              <w:top w:val="single" w:color="cfd8e6" w:sz="6"/>
+              <w:left w:val="single" w:color="cfd8e6" w:sz="6"/>
+              <w:bottom w:val="single" w:color="cfd8e6" w:sz="6"/>
+              <w:right w:val="single" w:color="cfd8e6" w:sz="6"/>
+            </w:tcBorders>
+            <w:tcMar>
+              <w:top w:w="90" w:type="dxa"/>
+              <w:left w:w="135" w:type="dxa"/>
+              <w:bottom w:w="90" w:type="dxa"/>
+              <w:right w:w="135" w:type="dxa"/>
+            </w:tcMar>
+            <w:vAlign w:val="top"/>
+          </w:tcPr>
+          <w:p>
+            <w:pPr>
+              <w:rPr>
+                <w:color w:val="1f2328"/>
+              </w:rPr>
+            </w:pPr>
+            <w:r>
+              <w:rPr>
+                <w:rFonts w:ascii="Consolas" w:hAnsi="Consolas" w:eastAsia="Consolas" w:cs="Consolas"/>
+                <w:color w:val="b3306b"/>
+                <w:sz w:val="19"/>
+                <w:shd w:val="clear" w:fill="f2f4f7"/>
+              </w:rPr>
+              <w:t>b229324</w:t>
+            </w:r>
+          </w:p>
+        </w:tc>
+        <w:tc>
+          <w:tcPr>
+            <w:tcW w:w="2768" w:type="dxa"/>
+            <w:tcBorders>
+              <w:top w:val="single" w:color="cfd8e6" w:sz="6"/>
+              <w:left w:val="single" w:color="cfd8e6" w:sz="6"/>
+              <w:bottom w:val="single" w:color="cfd8e6" w:sz="6"/>
+              <w:right w:val="single" w:color="cfd8e6" w:sz="6"/>
+            </w:tcBorders>
+            <w:tcMar>
+              <w:top w:w="90" w:type="dxa"/>
+              <w:left w:w="135" w:type="dxa"/>
+              <w:bottom w:w="90" w:type="dxa"/>
+              <w:right w:w="135" w:type="dxa"/>
+            </w:tcMar>
+            <w:vAlign w:val="top"/>
+          </w:tcPr>
+          <w:p>
+            <w:pPr>
+              <w:rPr>
+                <w:color w:val="1f2328"/>
+              </w:rPr>
+            </w:pPr>
+            <w:r>
+              <w:rPr>
+                <w:rFonts w:hint="eastAsia" w:ascii="Microsoft YaHei" w:hAnsi="Microsoft YaHei" w:eastAsia="Microsoft YaHei" w:cs="Microsoft YaHei"/>
+                <w:color w:val="1f2328"/>
+                <w:sz w:val="20"/>
+              </w:rPr>
+              <w:t>五项交付要求需要一个统一索引与说明</w:t>
+            </w:r>
+          </w:p>
+        </w:tc>
+      </w:tr>
+      <w:tr>
+        <w:trPr/>
+        <w:tc>
+          <w:tcPr>
+            <w:tcW w:w="2768" w:type="dxa"/>
+            <w:tcBorders>
+              <w:top w:val="single" w:color="cfd8e6" w:sz="6"/>
+              <w:left w:val="single" w:color="cfd8e6" w:sz="6"/>
+              <w:bottom w:val="single" w:color="cfd8e6" w:sz="6"/>
+              <w:right w:val="single" w:color="cfd8e6" w:sz="6"/>
+            </w:tcBorders>
+            <w:shd w:val="clear" w:fill="f7f9fc"/>
+            <w:tcMar>
+              <w:top w:w="90" w:type="dxa"/>
+              <w:left w:w="135" w:type="dxa"/>
+              <w:bottom w:w="90" w:type="dxa"/>
+              <w:right w:w="135" w:type="dxa"/>
+            </w:tcMar>
+            <w:vAlign w:val="top"/>
+          </w:tcPr>
+          <w:p>
+            <w:pPr>
+              <w:rPr>
+                <w:color w:val="1f2328"/>
+              </w:rPr>
+            </w:pPr>
+            <w:r>
+              <w:rPr>
+                <w:rFonts w:hint="eastAsia" w:ascii="Microsoft YaHei" w:hAnsi="Microsoft YaHei" w:eastAsia="Microsoft YaHei" w:cs="Microsoft YaHei"/>
+                <w:color w:val="1f2328"/>
+                <w:sz w:val="20"/>
+              </w:rPr>
+              <w:t>生成 Word 版交付材料</w:t>
+            </w:r>
+          </w:p>
+        </w:tc>
+        <w:tc>
+          <w:tcPr>
+            <w:tcW w:w="2768" w:type="dxa"/>
+            <w:tcBorders>
+              <w:top w:val="single" w:color="cfd8e6" w:sz="6"/>
+              <w:left w:val="single" w:color="cfd8e6" w:sz="6"/>
+              <w:bottom w:val="single" w:color="cfd8e6" w:sz="6"/>
+              <w:right w:val="single" w:color="cfd8e6" w:sz="6"/>
+            </w:tcBorders>
+            <w:shd w:val="clear" w:fill="f7f9fc"/>
+            <w:tcMar>
+              <w:top w:w="90" w:type="dxa"/>
+              <w:left w:w="135" w:type="dxa"/>
+              <w:bottom w:w="90" w:type="dxa"/>
+              <w:right w:w="135" w:type="dxa"/>
+            </w:tcMar>
+            <w:vAlign w:val="top"/>
+          </w:tcPr>
+          <w:p>
+            <w:pPr>
+              <w:rPr>
+                <w:color w:val="1f2328"/>
+              </w:rPr>
+            </w:pPr>
+            <w:r>
+              <w:rPr>
+                <w:rFonts w:ascii="Consolas" w:hAnsi="Consolas" w:eastAsia="Consolas" w:cs="Consolas"/>
+                <w:color w:val="b3306b"/>
+                <w:sz w:val="19"/>
+                <w:shd w:val="clear" w:fill="f2f4f7"/>
+              </w:rPr>
+              <w:t>71fdbee</w:t>
+            </w:r>
+          </w:p>
+        </w:tc>
+        <w:tc>
+          <w:tcPr>
+            <w:tcW w:w="2768" w:type="dxa"/>
+            <w:tcBorders>
+              <w:top w:val="single" w:color="cfd8e6" w:sz="6"/>
+              <w:left w:val="single" w:color="cfd8e6" w:sz="6"/>
+              <w:bottom w:val="single" w:color="cfd8e6" w:sz="6"/>
+              <w:right w:val="single" w:color="cfd8e6" w:sz="6"/>
+            </w:tcBorders>
+            <w:shd w:val="clear" w:fill="f7f9fc"/>
+            <w:tcMar>
+              <w:top w:w="90" w:type="dxa"/>
+              <w:left w:w="135" w:type="dxa"/>
+              <w:bottom w:w="90" w:type="dxa"/>
+              <w:right w:w="135" w:type="dxa"/>
+            </w:tcMar>
+            <w:vAlign w:val="top"/>
+          </w:tcPr>
+          <w:p>
+            <w:pPr>
+              <w:rPr>
+                <w:color w:val="1f2328"/>
+              </w:rPr>
+            </w:pPr>
+            <w:r>
+              <w:rPr>
+                <w:rFonts w:hint="eastAsia" w:ascii="Microsoft YaHei" w:hAnsi="Microsoft YaHei" w:eastAsia="Microsoft YaHei" w:cs="Microsoft YaHei"/>
+                <w:color w:val="1f2328"/>
+                <w:sz w:val="20"/>
+              </w:rPr>
+              <w:t>便于打印与离线提交</w:t>
             </w:r>
           </w:p>
         </w:tc>
@@ -7741,7 +8082,7 @@
                 <w:color w:val="1f2328"/>
                 <w:sz w:val="20"/>
               </w:rPr>
-              <w:t>21 次提交详细记录</w:t>
+              <w:t>24 次提交详细记录</w:t>
             </w:r>
           </w:p>
         </w:tc>
@@ -17441,7 +17782,7 @@
                 <w:color w:val="1f2328"/>
                 <w:sz w:val="20"/>
               </w:rPr>
-              <w:t>21 次提交，</w:t>
+              <w:t>24 次提交，</w:t>
             </w:r>
             <w:r>
               <w:rPr>
@@ -17458,7 +17799,7 @@
                 <w:color w:val="1f2328"/>
                 <w:sz w:val="20"/>
               </w:rPr>
-              <w:t xml:space="preserve"> 268 行</w:t>
+              <w:t xml:space="preserve"> 328 行</w:t>
             </w:r>
           </w:p>
         </w:tc>
@@ -18585,7 +18926,7 @@
                 <w:color w:val="1f2328"/>
                 <w:sz w:val="20"/>
               </w:rPr>
-              <w:t>第 21 次提交（文档收尾）</w:t>
+              <w:t>第 24 次提交（交付文档收尾）</w:t>
             </w:r>
           </w:p>
         </w:tc>
@@ -18619,7 +18960,7 @@
                 <w:color w:val="1f2328"/>
                 <w:sz w:val="20"/>
               </w:rPr>
-              <w:t>15:57:15</w:t>
+              <w:t>16:05</w:t>
             </w:r>
           </w:p>
         </w:tc>
@@ -19390,94 +19731,94 @@
     </w:pPrDefault>
   </w:docDefaults>
   <w:latentStyles w:defLockedState="0" w:defUIPriority="99" w:defSemiHidden="0" w:defUnhideWhenUsed="0" w:defQFormat="0" w:count="88">
+    <w:lsdException w:name="page number" w:semiHidden="1" w:unhideWhenUsed="1"/>
+    <w:lsdException w:name="List Continue 3" w:semiHidden="1" w:unhideWhenUsed="1"/>
+    <w:lsdException w:name="Normal Indent" w:semiHidden="1" w:unhideWhenUsed="1"/>
+    <w:lsdException w:name="List Number 4" w:semiHidden="1" w:unhideWhenUsed="1"/>
+    <w:lsdException w:name="caption" w:uiPriority="35" w:semiHidden="1" w:unhideWhenUsed="1" w:qFormat="1"/>
+    <w:lsdException w:name="Body Text Indent 3" w:semiHidden="1" w:unhideWhenUsed="1"/>
+    <w:lsdException w:name="heading 5" w:uiPriority="9" w:semiHidden="1" w:unhideWhenUsed="1" w:qFormat="1"/>
+    <w:lsdException w:name="endnote reference" w:semiHidden="1" w:unhideWhenUsed="1"/>
     <w:lsdException w:name="index 1" w:semiHidden="1" w:unhideWhenUsed="1"/>
+    <w:lsdException w:name="footnote reference" w:semiHidden="1" w:unhideWhenUsed="1"/>
+    <w:lsdException w:name="toc 5" w:uiPriority="39" w:semiHidden="1" w:unhideWhenUsed="1"/>
+    <w:lsdException w:name="footnote text" w:semiHidden="1" w:unhideWhenUsed="1"/>
+    <w:lsdException w:name="index 3" w:semiHidden="1" w:unhideWhenUsed="1"/>
+    <w:lsdException w:name="macro" w:semiHidden="1" w:unhideWhenUsed="1"/>
+    <w:lsdException w:name="annotation reference" w:semiHidden="1" w:unhideWhenUsed="1"/>
+    <w:lsdException w:name="Body Text Indent 2" w:semiHidden="1" w:unhideWhenUsed="1"/>
+    <w:lsdException w:name="heading 6" w:uiPriority="9" w:semiHidden="1" w:unhideWhenUsed="1" w:qFormat="1"/>
+    <w:lsdException w:name="endnote text" w:semiHidden="1" w:unhideWhenUsed="1"/>
+    <w:lsdException w:name="heading 1" w:uiPriority="9" w:qFormat="1"/>
+    <w:lsdException w:name="index 5" w:semiHidden="1" w:unhideWhenUsed="1"/>
+    <w:lsdException w:name="List 2" w:semiHidden="1" w:unhideWhenUsed="1"/>
+    <w:lsdException w:name="List 5" w:semiHidden="1" w:unhideWhenUsed="1"/>
+    <w:lsdException w:name="List Number 3" w:semiHidden="1" w:unhideWhenUsed="1"/>
+    <w:lsdException w:name="index 7" w:semiHidden="1" w:unhideWhenUsed="1"/>
+    <w:lsdException w:name="List" w:semiHidden="1" w:unhideWhenUsed="1"/>
+    <w:lsdException w:name="Normal" w:uiPriority="0" w:qFormat="1"/>
+    <w:lsdException w:name="annotation text" w:semiHidden="1" w:unhideWhenUsed="1"/>
+    <w:lsdException w:name="toa heading" w:semiHidden="1" w:unhideWhenUsed="1"/>
+    <w:lsdException w:name="header" w:semiHidden="1" w:unhideWhenUsed="1"/>
+    <w:lsdException w:name="index 2" w:semiHidden="1" w:unhideWhenUsed="1"/>
+    <w:lsdException w:name="index 9" w:semiHidden="1" w:unhideWhenUsed="1"/>
+    <w:lsdException w:name="index 4" w:semiHidden="1" w:unhideWhenUsed="1"/>
+    <w:lsdException w:name="Body Text First Indent 2" w:semiHidden="1" w:unhideWhenUsed="1"/>
+    <w:lsdException w:name="Default Paragraph Font" w:uiPriority="1" w:semiHidden="1" w:unhideWhenUsed="1"/>
+    <w:lsdException w:name="Hyperlink" w:semiHidden="1" w:unhideWhenUsed="1"/>
+    <w:lsdException w:name="line number" w:semiHidden="1" w:unhideWhenUsed="1"/>
+    <w:lsdException w:name="Body Text First Indent" w:semiHidden="1" w:unhideWhenUsed="1"/>
+    <w:lsdException w:name="Body Text" w:semiHidden="1" w:unhideWhenUsed="1"/>
+    <w:lsdException w:name="List Continue" w:semiHidden="1" w:unhideWhenUsed="1"/>
+    <w:lsdException w:name="index 8" w:semiHidden="1" w:unhideWhenUsed="1"/>
+    <w:lsdException w:name="List Continue 2" w:semiHidden="1" w:unhideWhenUsed="1"/>
+    <w:lsdException w:name="Note Heading" w:semiHidden="1" w:unhideWhenUsed="1"/>
+    <w:lsdException w:name="List Bullet 5" w:semiHidden="1" w:unhideWhenUsed="1"/>
+    <w:lsdException w:name="Body Text 3" w:semiHidden="1" w:unhideWhenUsed="1"/>
+    <w:lsdException w:name="Message Header" w:semiHidden="1" w:unhideWhenUsed="1"/>
+    <w:lsdException w:name="List Bullet 2" w:semiHidden="1" w:unhideWhenUsed="1"/>
+    <w:lsdException w:name="heading 7" w:uiPriority="9" w:semiHidden="1" w:unhideWhenUsed="1" w:qFormat="1"/>
+    <w:lsdException w:name="Closing" w:semiHidden="1" w:unhideWhenUsed="1"/>
+    <w:lsdException w:name="List 3" w:semiHidden="1" w:unhideWhenUsed="1"/>
+    <w:lsdException w:name="List Continue 5" w:semiHidden="1" w:unhideWhenUsed="1"/>
+    <w:lsdException w:name="List Bullet 4" w:semiHidden="1" w:unhideWhenUsed="1"/>
+    <w:lsdException w:name="Strong" w:uiPriority="22" w:qFormat="1"/>
+    <w:lsdException w:name="toc 7" w:uiPriority="39" w:semiHidden="1" w:unhideWhenUsed="1"/>
+    <w:lsdException w:name="Body Text Indent" w:semiHidden="1" w:unhideWhenUsed="1"/>
+    <w:lsdException w:name="List Number" w:semiHidden="1" w:unhideWhenUsed="1"/>
+    <w:lsdException w:name="Salutation" w:semiHidden="1" w:unhideWhenUsed="1"/>
+    <w:lsdException w:name="FollowedHyperlink" w:semiHidden="1" w:unhideWhenUsed="1"/>
+    <w:lsdException w:name="heading 8" w:uiPriority="9" w:semiHidden="1" w:unhideWhenUsed="1" w:qFormat="1"/>
+    <w:lsdException w:name="heading 3" w:uiPriority="9" w:semiHidden="1" w:unhideWhenUsed="1" w:qFormat="1"/>
+    <w:lsdException w:name="toc 8" w:uiPriority="39" w:semiHidden="1" w:unhideWhenUsed="1"/>
+    <w:lsdException w:name="toc 3" w:uiPriority="39" w:semiHidden="1" w:unhideWhenUsed="1"/>
+    <w:lsdException w:name="List Bullet" w:semiHidden="1" w:unhideWhenUsed="1"/>
+    <w:lsdException w:name="List Number 2" w:semiHidden="1" w:unhideWhenUsed="1"/>
+    <w:lsdException w:name="Block Text" w:semiHidden="1" w:unhideWhenUsed="1"/>
+    <w:lsdException w:name="toc 6" w:uiPriority="39" w:semiHidden="1" w:unhideWhenUsed="1"/>
+    <w:lsdException w:name="toc 1" w:uiPriority="39" w:semiHidden="1" w:unhideWhenUsed="1"/>
+    <w:lsdException w:name="heading 4" w:uiPriority="9" w:semiHidden="1" w:unhideWhenUsed="1" w:qFormat="1"/>
+    <w:lsdException w:name="toc 4" w:uiPriority="39" w:semiHidden="1" w:unhideWhenUsed="1"/>
+    <w:lsdException w:name="List Number 5" w:semiHidden="1" w:unhideWhenUsed="1"/>
+    <w:lsdException w:name="index heading" w:semiHidden="1" w:unhideWhenUsed="1"/>
+    <w:lsdException w:name="heading 2" w:uiPriority="9" w:semiHidden="1" w:unhideWhenUsed="1" w:qFormat="1"/>
+    <w:lsdException w:name="table of figures" w:semiHidden="1" w:unhideWhenUsed="1"/>
+    <w:lsdException w:name="envelope address" w:semiHidden="1" w:unhideWhenUsed="1"/>
+    <w:lsdException w:name="toc 2" w:uiPriority="39" w:semiHidden="1" w:unhideWhenUsed="1"/>
+    <w:lsdException w:name="List Bullet 3" w:semiHidden="1" w:unhideWhenUsed="1"/>
+    <w:lsdException w:name="envelope return" w:semiHidden="1" w:unhideWhenUsed="1"/>
+    <w:lsdException w:name="Body Text 2" w:semiHidden="1" w:unhideWhenUsed="1"/>
+    <w:lsdException w:name="List 4" w:semiHidden="1" w:unhideWhenUsed="1"/>
+    <w:lsdException w:name="List Continue 4" w:semiHidden="1" w:unhideWhenUsed="1"/>
     <w:lsdException w:name="Subtitle" w:uiPriority="11" w:qFormat="1"/>
-    <w:lsdException w:name="List Continue 2" w:semiHidden="1" w:unhideWhenUsed="1"/>
-    <w:lsdException w:name="List 5" w:semiHidden="1" w:unhideWhenUsed="1"/>
-    <w:lsdException w:name="FollowedHyperlink" w:semiHidden="1" w:unhideWhenUsed="1"/>
-    <w:lsdException w:name="index 6" w:semiHidden="1" w:unhideWhenUsed="1"/>
-    <w:lsdException w:name="heading 8" w:uiPriority="9" w:semiHidden="1" w:unhideWhenUsed="1" w:qFormat="1"/>
-    <w:lsdException w:name="index 4" w:semiHidden="1" w:unhideWhenUsed="1"/>
-    <w:lsdException w:name="List Continue" w:semiHidden="1" w:unhideWhenUsed="1"/>
-    <w:lsdException w:name="line number" w:semiHidden="1" w:unhideWhenUsed="1"/>
-    <w:lsdException w:name="Salutation" w:semiHidden="1" w:unhideWhenUsed="1"/>
-    <w:lsdException w:name="Body Text First Indent 2" w:semiHidden="1" w:unhideWhenUsed="1"/>
-    <w:lsdException w:name="index 2" w:semiHidden="1" w:unhideWhenUsed="1"/>
-    <w:lsdException w:name="annotation text" w:semiHidden="1" w:unhideWhenUsed="1"/>
-    <w:lsdException w:name="List Continue 5" w:semiHidden="1" w:unhideWhenUsed="1"/>
-    <w:lsdException w:name="List" w:semiHidden="1" w:unhideWhenUsed="1"/>
-    <w:lsdException w:name="heading 3" w:uiPriority="9" w:semiHidden="1" w:unhideWhenUsed="1" w:qFormat="1"/>
-    <w:lsdException w:name="toc 7" w:uiPriority="39" w:semiHidden="1" w:unhideWhenUsed="1"/>
-    <w:lsdException w:name="index heading" w:semiHidden="1" w:unhideWhenUsed="1"/>
-    <w:lsdException w:name="caption" w:uiPriority="35" w:semiHidden="1" w:unhideWhenUsed="1" w:qFormat="1"/>
-    <w:lsdException w:name="Note Heading" w:semiHidden="1" w:unhideWhenUsed="1"/>
-    <w:lsdException w:name="index 9" w:semiHidden="1" w:unhideWhenUsed="1"/>
-    <w:lsdException w:name="endnote text" w:semiHidden="1" w:unhideWhenUsed="1"/>
-    <w:lsdException w:name="List Bullet 5" w:semiHidden="1" w:unhideWhenUsed="1"/>
-    <w:lsdException w:name="List Number 2" w:semiHidden="1" w:unhideWhenUsed="1"/>
-    <w:lsdException w:name="index 7" w:semiHidden="1" w:unhideWhenUsed="1"/>
-    <w:lsdException w:name="Body Text 2" w:semiHidden="1" w:unhideWhenUsed="1"/>
-    <w:lsdException w:name="Body Text Indent" w:semiHidden="1" w:unhideWhenUsed="1"/>
-    <w:lsdException w:name="List 3" w:semiHidden="1" w:unhideWhenUsed="1"/>
-    <w:lsdException w:name="heading 5" w:uiPriority="9" w:semiHidden="1" w:unhideWhenUsed="1" w:qFormat="1"/>
-    <w:lsdException w:name="table of authorities" w:semiHidden="1" w:unhideWhenUsed="1"/>
     <w:lsdException w:name="footer" w:semiHidden="1" w:unhideWhenUsed="1"/>
-    <w:lsdException w:name="table of figures" w:semiHidden="1" w:unhideWhenUsed="1"/>
-    <w:lsdException w:name="header" w:semiHidden="1" w:unhideWhenUsed="1"/>
-    <w:lsdException w:name="Title" w:uiPriority="10" w:qFormat="1"/>
-    <w:lsdException w:name="List Number 5" w:semiHidden="1" w:unhideWhenUsed="1"/>
-    <w:lsdException w:name="Block Text" w:semiHidden="1" w:unhideWhenUsed="1"/>
-    <w:lsdException w:name="List Bullet 3" w:semiHidden="1" w:unhideWhenUsed="1"/>
     <w:lsdException w:name="heading 9" w:uiPriority="9" w:semiHidden="1" w:unhideWhenUsed="1" w:qFormat="1"/>
     <w:lsdException w:name="Signature" w:semiHidden="1" w:unhideWhenUsed="1"/>
-    <w:lsdException w:name="Closing" w:semiHidden="1" w:unhideWhenUsed="1"/>
-    <w:lsdException w:name="heading 6" w:uiPriority="9" w:semiHidden="1" w:unhideWhenUsed="1" w:qFormat="1"/>
-    <w:lsdException w:name="Normal Indent" w:semiHidden="1" w:unhideWhenUsed="1"/>
-    <w:lsdException w:name="envelope address" w:semiHidden="1" w:unhideWhenUsed="1"/>
-    <w:lsdException w:name="Body Text 3" w:semiHidden="1" w:unhideWhenUsed="1"/>
-    <w:lsdException w:name="heading 2" w:uiPriority="9" w:semiHidden="1" w:unhideWhenUsed="1" w:qFormat="1"/>
-    <w:lsdException w:name="toc 6" w:uiPriority="39" w:semiHidden="1" w:unhideWhenUsed="1"/>
-    <w:lsdException w:name="Default Paragraph Font" w:uiPriority="1" w:semiHidden="1" w:unhideWhenUsed="1"/>
-    <w:lsdException w:name="index 8" w:semiHidden="1" w:unhideWhenUsed="1"/>
-    <w:lsdException w:name="endnote reference" w:semiHidden="1" w:unhideWhenUsed="1"/>
-    <w:lsdException w:name="heading 4" w:uiPriority="9" w:semiHidden="1" w:unhideWhenUsed="1" w:qFormat="1"/>
-    <w:lsdException w:name="toc 8" w:uiPriority="39" w:semiHidden="1" w:unhideWhenUsed="1"/>
-    <w:lsdException w:name="heading 1" w:uiPriority="9" w:qFormat="1"/>
-    <w:lsdException w:name="List Bullet 4" w:semiHidden="1" w:unhideWhenUsed="1"/>
-    <w:lsdException w:name="Body Text Indent 3" w:semiHidden="1" w:unhideWhenUsed="1"/>
-    <w:lsdException w:name="toc 5" w:uiPriority="39" w:semiHidden="1" w:unhideWhenUsed="1"/>
-    <w:lsdException w:name="Body Text First Indent" w:semiHidden="1" w:unhideWhenUsed="1"/>
-    <w:lsdException w:name="page number" w:semiHidden="1" w:unhideWhenUsed="1"/>
-    <w:lsdException w:name="Message Header" w:semiHidden="1" w:unhideWhenUsed="1"/>
-    <w:lsdException w:name="annotation reference" w:semiHidden="1" w:unhideWhenUsed="1"/>
-    <w:lsdException w:name="toc 1" w:uiPriority="39" w:semiHidden="1" w:unhideWhenUsed="1"/>
-    <w:lsdException w:name="List Bullet 2" w:semiHidden="1" w:unhideWhenUsed="1"/>
-    <w:lsdException w:name="Body Text Indent 2" w:semiHidden="1" w:unhideWhenUsed="1"/>
-    <w:lsdException w:name="List Bullet" w:semiHidden="1" w:unhideWhenUsed="1"/>
-    <w:lsdException w:name="toa heading" w:semiHidden="1" w:unhideWhenUsed="1"/>
-    <w:lsdException w:name="List Continue 3" w:semiHidden="1" w:unhideWhenUsed="1"/>
-    <w:lsdException w:name="Normal" w:uiPriority="0" w:qFormat="1"/>
-    <w:lsdException w:name="toc 3" w:uiPriority="39" w:semiHidden="1" w:unhideWhenUsed="1"/>
-    <w:lsdException w:name="footnote text" w:semiHidden="1" w:unhideWhenUsed="1"/>
-    <w:lsdException w:name="List Number" w:semiHidden="1" w:unhideWhenUsed="1"/>
     <w:lsdException w:name="toc 9" w:uiPriority="39" w:semiHidden="1" w:unhideWhenUsed="1"/>
+    <w:lsdException w:name="index 6" w:semiHidden="1" w:unhideWhenUsed="1"/>
+    <w:lsdException w:name="table of authorities" w:semiHidden="1" w:unhideWhenUsed="1"/>
     <w:lsdException w:name="Date" w:semiHidden="1" w:unhideWhenUsed="1"/>
-    <w:lsdException w:name="footnote reference" w:semiHidden="1" w:unhideWhenUsed="1"/>
-    <w:lsdException w:name="toc 2" w:uiPriority="39" w:semiHidden="1" w:unhideWhenUsed="1"/>
-    <w:lsdException w:name="Strong" w:uiPriority="22" w:qFormat="1"/>
-    <w:lsdException w:name="heading 7" w:uiPriority="9" w:semiHidden="1" w:unhideWhenUsed="1" w:qFormat="1"/>
-    <w:lsdException w:name="List Number 4" w:semiHidden="1" w:unhideWhenUsed="1"/>
-    <w:lsdException w:name="toc 4" w:uiPriority="39" w:semiHidden="1" w:unhideWhenUsed="1"/>
-    <w:lsdException w:name="Hyperlink" w:semiHidden="1" w:unhideWhenUsed="1"/>
-    <w:lsdException w:name="envelope return" w:semiHidden="1" w:unhideWhenUsed="1"/>
-    <w:lsdException w:name="index 5" w:semiHidden="1" w:unhideWhenUsed="1"/>
-    <w:lsdException w:name="macro" w:semiHidden="1" w:unhideWhenUsed="1"/>
-    <w:lsdException w:name="List 4" w:semiHidden="1" w:unhideWhenUsed="1"/>
-    <w:lsdException w:name="List 2" w:semiHidden="1" w:unhideWhenUsed="1"/>
-    <w:lsdException w:name="List Continue 4" w:semiHidden="1" w:unhideWhenUsed="1"/>
-    <w:lsdException w:name="index 3" w:semiHidden="1" w:unhideWhenUsed="1"/>
-    <w:lsdException w:name="List Number 3" w:semiHidden="1" w:unhideWhenUsed="1"/>
-    <w:lsdException w:name="Body Text" w:semiHidden="1" w:unhideWhenUsed="1"/>
+    <w:lsdException w:name="Title" w:uiPriority="10" w:qFormat="1"/>
   </w:latentStyles>
   <w:style w:type="paragraph" w:styleId="000002">
     <w:name w:val="heading 1"/>
